--- a/문서/2021180044_황광진/황광진_작업일지_35.docx
+++ b/문서/2021180044_황광진/황광진_작업일지_35.docx
@@ -94,11 +94,6 @@
             <w:tcW w:w="1275" w:type="dxa"/>
           </w:tcPr>
           <w:p>
-            <w:pPr>
-              <w:rPr>
-                <w:rFonts w:hint="eastAsia"/>
-              </w:rPr>
-            </w:pPr>
             <w:r>
               <w:t>202</w:t>
             </w:r>
@@ -137,11 +132,6 @@
             </w:r>
           </w:p>
           <w:p>
-            <w:pPr>
-              <w:rPr>
-                <w:rFonts w:hint="eastAsia"/>
-              </w:rPr>
-            </w:pPr>
             <w:r>
               <w:t>202</w:t>
             </w:r>
@@ -247,11 +237,6 @@
             </w:r>
           </w:p>
           <w:p>
-            <w:pPr>
-              <w:rPr>
-                <w:rFonts w:hint="eastAsia"/>
-              </w:rPr>
-            </w:pPr>
             <w:r>
               <w:rPr>
                 <w:rFonts w:hint="eastAsia"/>
@@ -263,11 +248,6 @@
       </w:tr>
     </w:tbl>
     <w:p>
-      <w:pPr>
-        <w:rPr>
-          <w:rFonts w:hint="eastAsia"/>
-        </w:rPr>
-      </w:pPr>
       <w:r>
         <w:rPr>
           <w:rFonts w:hint="eastAsia"/>
@@ -289,7 +269,20 @@
         <w:t xml:space="preserve"> 된 코드나 불필요한 코드들 정리 및 개선</w:t>
       </w:r>
     </w:p>
-    <w:p/>
+    <w:p>
+      <w:pPr>
+        <w:ind w:firstLineChars="100" w:firstLine="200"/>
+        <w:rPr>
+          <w:rFonts w:hint="eastAsia"/>
+        </w:rPr>
+      </w:pPr>
+      <w:r>
+        <w:rPr>
+          <w:rFonts w:hint="eastAsia"/>
+        </w:rPr>
+        <w:t>산지 생성 플러그인 -&gt; 목표 기반 절차적 생성 플러그인과 산지 생성 모듈</w:t>
+      </w:r>
+    </w:p>
     <w:p>
       <w:r>
         <w:rPr>
@@ -312,10 +305,13 @@
     </w:p>
     <w:p>
       <w:r>
+        <w:rPr>
+          <w:noProof/>
+        </w:rPr>
         <w:drawing>
-          <wp:inline distT="0" distB="0" distL="0" distR="0" wp14:anchorId="69A7BF0A" wp14:editId="106D36B7">
-            <wp:extent cx="5731510" cy="2942590"/>
-            <wp:effectExtent l="0" t="0" r="2540" b="0"/>
+          <wp:inline distT="0" distB="0" distL="0" distR="0" wp14:anchorId="69A7BF0A" wp14:editId="10B64E7E">
+            <wp:extent cx="3520673" cy="1807535"/>
+            <wp:effectExtent l="0" t="0" r="3810" b="2540"/>
             <wp:docPr id="1960171191" name="그림 1" descr="하늘, 구름, 야외, 스크린샷이(가) 표시된 사진&#10;&#10;자동 생성된 설명"/>
             <wp:cNvGraphicFramePr>
               <a:graphicFrameLocks xmlns:a="http://schemas.openxmlformats.org/drawingml/2006/main" noChangeAspect="1"/>
@@ -336,7 +332,7 @@
                   <pic:spPr>
                     <a:xfrm>
                       <a:off x="0" y="0"/>
-                      <a:ext cx="5731510" cy="2942590"/>
+                      <a:ext cx="3537614" cy="1816233"/>
                     </a:xfrm>
                     <a:prstGeom prst="rect">
                       <a:avLst/>
@@ -360,7 +356,110 @@
         <w:rPr>
           <w:rFonts w:hint="eastAsia"/>
         </w:rPr>
-        <w:t>3. 추가된 공간이 절벽과 합쳐지게 수정</w:t>
+        <w:t>3. 추가된 공간이 절벽</w:t>
+      </w:r>
+      <w:r>
+        <w:rPr>
+          <w:rFonts w:hint="eastAsia"/>
+        </w:rPr>
+        <w:t xml:space="preserve"> 노이즈와 합쳐지게 수정</w:t>
+      </w:r>
+    </w:p>
+    <w:p>
+      <w:r>
+        <w:drawing>
+          <wp:inline distT="0" distB="0" distL="0" distR="0" wp14:anchorId="636490D9" wp14:editId="1BFED04B">
+            <wp:extent cx="3295337" cy="1818168"/>
+            <wp:effectExtent l="0" t="0" r="635" b="0"/>
+            <wp:docPr id="1774782752" name="그림 1" descr="하늘, 스크린샷, 야외, 예술이(가) 표시된 사진&#10;&#10;자동 생성된 설명"/>
+            <wp:cNvGraphicFramePr>
+              <a:graphicFrameLocks xmlns:a="http://schemas.openxmlformats.org/drawingml/2006/main" noChangeAspect="1"/>
+            </wp:cNvGraphicFramePr>
+            <a:graphic xmlns:a="http://schemas.openxmlformats.org/drawingml/2006/main">
+              <a:graphicData uri="http://schemas.openxmlformats.org/drawingml/2006/picture">
+                <pic:pic xmlns:pic="http://schemas.openxmlformats.org/drawingml/2006/picture">
+                  <pic:nvPicPr>
+                    <pic:cNvPr id="1774782752" name="그림 1" descr="하늘, 스크린샷, 야외, 예술이(가) 표시된 사진&#10;&#10;자동 생성된 설명"/>
+                    <pic:cNvPicPr/>
+                  </pic:nvPicPr>
+                  <pic:blipFill>
+                    <a:blip r:embed="rId8"/>
+                    <a:stretch>
+                      <a:fillRect/>
+                    </a:stretch>
+                  </pic:blipFill>
+                  <pic:spPr>
+                    <a:xfrm>
+                      <a:off x="0" y="0"/>
+                      <a:ext cx="3323572" cy="1833746"/>
+                    </a:xfrm>
+                    <a:prstGeom prst="rect">
+                      <a:avLst/>
+                    </a:prstGeom>
+                  </pic:spPr>
+                </pic:pic>
+              </a:graphicData>
+            </a:graphic>
+          </wp:inline>
+        </w:drawing>
+      </w:r>
+    </w:p>
+    <w:p>
+      <w:r>
+        <w:drawing>
+          <wp:inline distT="0" distB="0" distL="0" distR="0" wp14:anchorId="1847BB1A" wp14:editId="18424A0E">
+            <wp:extent cx="3306458" cy="1711842"/>
+            <wp:effectExtent l="0" t="0" r="8255" b="3175"/>
+            <wp:docPr id="560322617" name="그림 1" descr="지도, 스크린샷이(가) 표시된 사진&#10;&#10;자동 생성된 설명"/>
+            <wp:cNvGraphicFramePr>
+              <a:graphicFrameLocks xmlns:a="http://schemas.openxmlformats.org/drawingml/2006/main" noChangeAspect="1"/>
+            </wp:cNvGraphicFramePr>
+            <a:graphic xmlns:a="http://schemas.openxmlformats.org/drawingml/2006/main">
+              <a:graphicData uri="http://schemas.openxmlformats.org/drawingml/2006/picture">
+                <pic:pic xmlns:pic="http://schemas.openxmlformats.org/drawingml/2006/picture">
+                  <pic:nvPicPr>
+                    <pic:cNvPr id="560322617" name="그림 1" descr="지도, 스크린샷이(가) 표시된 사진&#10;&#10;자동 생성된 설명"/>
+                    <pic:cNvPicPr/>
+                  </pic:nvPicPr>
+                  <pic:blipFill>
+                    <a:blip r:embed="rId9"/>
+                    <a:stretch>
+                      <a:fillRect/>
+                    </a:stretch>
+                  </pic:blipFill>
+                  <pic:spPr>
+                    <a:xfrm>
+                      <a:off x="0" y="0"/>
+                      <a:ext cx="3324452" cy="1721158"/>
+                    </a:xfrm>
+                    <a:prstGeom prst="rect">
+                      <a:avLst/>
+                    </a:prstGeom>
+                  </pic:spPr>
+                </pic:pic>
+              </a:graphicData>
+            </a:graphic>
+          </wp:inline>
+        </w:drawing>
+      </w:r>
+    </w:p>
+    <w:p>
+      <w:pPr>
+        <w:rPr>
+          <w:rFonts w:hint="eastAsia"/>
+        </w:rPr>
+      </w:pPr>
+      <w:r>
+        <w:t xml:space="preserve">산지 생성 모듈이 만든 결과 데이터를 </w:t>
+      </w:r>
+      <w:r>
+        <w:rPr>
+          <w:rFonts w:hint="eastAsia"/>
+        </w:rPr>
+        <w:t>추가된 공간</w:t>
+      </w:r>
+      <w:r>
+        <w:t>이 참조하도록 연동</w:t>
       </w:r>
     </w:p>
     <w:tbl>
@@ -391,6 +490,7 @@
                 <w:rFonts w:hint="eastAsia"/>
                 <w:b/>
               </w:rPr>
+              <w:lastRenderedPageBreak/>
               <w:t>문제점 정리</w:t>
             </w:r>
           </w:p>
@@ -501,11 +601,6 @@
             <w:tcW w:w="2254" w:type="dxa"/>
           </w:tcPr>
           <w:p>
-            <w:pPr>
-              <w:rPr>
-                <w:rFonts w:hint="eastAsia"/>
-              </w:rPr>
-            </w:pPr>
             <w:r>
               <w:rPr>
                 <w:rFonts w:hint="eastAsia"/>
@@ -638,11 +733,6 @@
             </w:r>
           </w:p>
           <w:p>
-            <w:pPr>
-              <w:rPr>
-                <w:rFonts w:hint="eastAsia"/>
-              </w:rPr>
-            </w:pPr>
             <w:r>
               <w:rPr>
                 <w:rFonts w:hint="eastAsia"/>
@@ -720,7 +810,7 @@
     </w:tbl>
     <w:p/>
     <w:sectPr>
-      <w:headerReference w:type="default" r:id="rId8"/>
+      <w:headerReference w:type="default" r:id="rId10"/>
       <w:pgSz w:w="11906" w:h="16838"/>
       <w:pgMar w:top="1701" w:right="1440" w:bottom="1440" w:left="1440" w:header="851" w:footer="992" w:gutter="0"/>
       <w:cols w:space="720"/>
